--- a/presentation/Version 2.0/Vue-CourseDescription.docx
+++ b/presentation/Version 2.0/Vue-CourseDescription.docx
@@ -12,16 +12,7 @@
     </w:p>
     <w:p>
       <w:r>
-        <w:t xml:space="preserve">Version </w:t>
-      </w:r>
-      <w:r>
-        <w:t>2</w:t>
-      </w:r>
-      <w:r>
-        <w:t xml:space="preserve">.0, </w:t>
-      </w:r>
-      <w:r>
-        <w:t>September 2025</w:t>
+        <w:t>Version 2.0, 2026</w:t>
       </w:r>
     </w:p>
     <w:p>
@@ -245,25 +236,7 @@
         </w:rPr>
       </w:pPr>
       <w:r>
-        <w:rPr>
-          <w:sz w:val="20"/>
-          <w:szCs w:val="20"/>
-        </w:rPr>
-        <w:t xml:space="preserve">Learn to create test suites </w:t>
-      </w:r>
-      <w:r>
-        <w:rPr>
-          <w:sz w:val="20"/>
-          <w:szCs w:val="20"/>
-        </w:rPr>
-        <w:t>for Vue</w:t>
-      </w:r>
-      <w:r>
-        <w:rPr>
-          <w:sz w:val="20"/>
-          <w:szCs w:val="20"/>
-        </w:rPr>
-        <w:t xml:space="preserve"> </w:t>
+        <w:t>Learn to create test suites for Vue with Vitest</w:t>
       </w:r>
     </w:p>
     <w:p>
@@ -322,11 +295,7 @@
         </w:rPr>
       </w:pPr>
       <w:r>
-        <w:rPr>
-          <w:sz w:val="20"/>
-          <w:szCs w:val="20"/>
-        </w:rPr>
-        <w:t xml:space="preserve">Gain a deep knowledge of Vue.js components </w:t>
+        <w:t>Gain a deep knowledge of Vue.js components and the Composition API</w:t>
       </w:r>
     </w:p>
     <w:p>
@@ -391,28 +360,10 @@
           <w:szCs w:val="20"/>
         </w:rPr>
       </w:pPr>
-      <w:r>
-        <w:rPr>
-          <w:sz w:val="20"/>
-          <w:szCs w:val="20"/>
-        </w:rPr>
-        <w:t xml:space="preserve">Use </w:t>
-      </w:r>
       <w:proofErr w:type="spellStart"/>
-      <w:r>
-        <w:rPr>
-          <w:sz w:val="20"/>
-          <w:szCs w:val="20"/>
-        </w:rPr>
-        <w:t>Vuex</w:t>
-      </w:r>
       <w:proofErr w:type="spellEnd"/>
       <w:r>
-        <w:rPr>
-          <w:sz w:val="20"/>
-          <w:szCs w:val="20"/>
-        </w:rPr>
-        <w:t xml:space="preserve"> for maintaining state in a Vue.js application </w:t>
+        <w:t>Use Pinia for maintaining state in a Vue.js application</w:t>
       </w:r>
     </w:p>
     <w:p>
@@ -619,28 +570,10 @@
           <w:szCs w:val="20"/>
         </w:rPr>
       </w:pPr>
-      <w:r>
-        <w:rPr>
-          <w:sz w:val="20"/>
-          <w:szCs w:val="20"/>
-        </w:rPr>
-        <w:t xml:space="preserve">State management with </w:t>
-      </w:r>
       <w:proofErr w:type="spellStart"/>
-      <w:r>
-        <w:rPr>
-          <w:sz w:val="20"/>
-          <w:szCs w:val="20"/>
-        </w:rPr>
-        <w:t>Vuex</w:t>
-      </w:r>
       <w:proofErr w:type="spellEnd"/>
       <w:r>
-        <w:rPr>
-          <w:sz w:val="20"/>
-          <w:szCs w:val="20"/>
-        </w:rPr>
-        <w:t xml:space="preserve"> </w:t>
+        <w:t>State management with Pinia</w:t>
       </w:r>
     </w:p>
     <w:p>
@@ -1206,19 +1139,19 @@
         </w:numPr>
       </w:pPr>
       <w:r>
-        <w:t>The Vue Instance</w:t>
-      </w:r>
-    </w:p>
-    <w:p>
-      <w:pPr>
-        <w:pStyle w:val="ListParagraph"/>
-        <w:numPr>
-          <w:ilvl w:val="1"/>
-          <w:numId w:val="7"/>
-        </w:numPr>
-      </w:pPr>
-      <w:r>
-        <w:t>Instance Properties and Methods</w:t>
+        <w:t>Creating and Mounting an App</w:t>
+      </w:r>
+    </w:p>
+    <w:p>
+      <w:pPr>
+        <w:pStyle w:val="ListParagraph"/>
+        <w:numPr>
+          <w:ilvl w:val="1"/>
+          <w:numId w:val="7"/>
+        </w:numPr>
+      </w:pPr>
+      <w:r>
+        <w:t>The Composition API and &lt;script setup&gt;</w:t>
       </w:r>
     </w:p>
     <w:p>
@@ -1254,6 +1187,18 @@
         </w:numPr>
       </w:pPr>
       <w:r>
+        <w:t>Reactivity Fundamentals</w:t>
+      </w:r>
+    </w:p>
+    <w:p>
+      <w:pPr>
+        <w:pStyle w:val="ListParagraph"/>
+        <w:numPr>
+          <w:ilvl w:val="1"/>
+          <w:numId w:val="7"/>
+        </w:numPr>
+      </w:pPr>
+      <w:r>
         <w:t>Loops and Lists</w:t>
       </w:r>
     </w:p>
@@ -1278,7 +1223,7 @@
         </w:numPr>
       </w:pPr>
       <w:r>
-        <w:t>Using Filters</w:t>
+        <w:t>Binding HTML Classes</w:t>
       </w:r>
     </w:p>
     <w:p>
@@ -1362,7 +1307,7 @@
         </w:numPr>
       </w:pPr>
       <w:r>
-        <w:t>Vue State</w:t>
+        <w:t>Reactive State with ref and reactive</w:t>
       </w:r>
     </w:p>
     <w:p>
@@ -1423,7 +1368,7 @@
         </w:numPr>
       </w:pPr>
       <w:r>
-        <w:t>Vue Instance Lifecycle</w:t>
+        <w:t>Component Lifecycle</w:t>
       </w:r>
     </w:p>
     <w:p>
@@ -1447,6 +1392,18 @@
         </w:numPr>
       </w:pPr>
       <w:r>
+        <w:t>Composables (replacing Mixins)</w:t>
+      </w:r>
+    </w:p>
+    <w:p>
+      <w:pPr>
+        <w:pStyle w:val="ListParagraph"/>
+        <w:numPr>
+          <w:ilvl w:val="1"/>
+          <w:numId w:val="7"/>
+        </w:numPr>
+      </w:pPr>
+      <w:r>
         <w:t>Lab 11: Component Lifecycle</w:t>
       </w:r>
     </w:p>
@@ -1518,14 +1475,37 @@
           <w:numId w:val="7"/>
         </w:numPr>
       </w:pPr>
-      <w:r>
-        <w:t xml:space="preserve">Using </w:t>
-      </w:r>
       <w:proofErr w:type="spellStart"/>
-      <w:r>
-        <w:t>Vuex</w:t>
-      </w:r>
       <w:proofErr w:type="spellEnd"/>
+      <w:r>
+        <w:t>Using Pinia</w:t>
+      </w:r>
+    </w:p>
+    <w:p>
+      <w:pPr>
+        <w:pStyle w:val="ListParagraph"/>
+        <w:numPr>
+          <w:ilvl w:val="1"/>
+          <w:numId w:val="7"/>
+        </w:numPr>
+      </w:pPr>
+      <w:proofErr w:type="spellStart"/>
+      <w:proofErr w:type="spellEnd"/>
+      <w:r>
+        <w:t>Lab 14: Implementing Pinia</w:t>
+      </w:r>
+    </w:p>
+    <w:p>
+      <w:pPr>
+        <w:pStyle w:val="ListParagraph"/>
+        <w:numPr>
+          <w:ilvl w:val="1"/>
+          <w:numId w:val="7"/>
+        </w:numPr>
+      </w:pPr>
+      <w:r>
+        <w:t>Creating an SPA with Vue Router</w:t>
+      </w:r>
     </w:p>
     <w:p>
       <w:pPr>
@@ -1539,69 +1519,25 @@
         <w:t>Lab 1</w:t>
       </w:r>
       <w:r>
-        <w:t>4</w:t>
-      </w:r>
-      <w:r>
-        <w:t xml:space="preserve">: Implementing </w:t>
-      </w:r>
+        <w:t>5</w:t>
+      </w:r>
+      <w:r>
+        <w:t>: Routing</w:t>
+      </w:r>
+    </w:p>
+    <w:p>
+      <w:pPr>
+        <w:pStyle w:val="ListParagraph"/>
+        <w:numPr>
+          <w:ilvl w:val="1"/>
+          <w:numId w:val="7"/>
+        </w:numPr>
+      </w:pPr>
       <w:proofErr w:type="spellStart"/>
-      <w:r>
-        <w:t>Vuex</w:t>
-      </w:r>
       <w:proofErr w:type="spellEnd"/>
-    </w:p>
-    <w:p>
-      <w:pPr>
-        <w:pStyle w:val="ListParagraph"/>
-        <w:numPr>
-          <w:ilvl w:val="1"/>
-          <w:numId w:val="7"/>
-        </w:numPr>
-      </w:pPr>
-      <w:r>
-        <w:t xml:space="preserve">Creating an SPA with Vue-Router </w:t>
-      </w:r>
-    </w:p>
-    <w:p>
-      <w:pPr>
-        <w:pStyle w:val="ListParagraph"/>
-        <w:numPr>
-          <w:ilvl w:val="1"/>
-          <w:numId w:val="7"/>
-        </w:numPr>
-      </w:pPr>
-      <w:r>
-        <w:t>Lab 1</w:t>
-      </w:r>
-      <w:r>
-        <w:t>5</w:t>
-      </w:r>
-      <w:r>
-        <w:t>: Routing</w:t>
-      </w:r>
-    </w:p>
-    <w:p>
-      <w:pPr>
-        <w:pStyle w:val="ListParagraph"/>
-        <w:numPr>
-          <w:ilvl w:val="1"/>
-          <w:numId w:val="7"/>
-        </w:numPr>
-      </w:pPr>
-      <w:r>
-        <w:t>Lab 1</w:t>
-      </w:r>
-      <w:r>
-        <w:t>6</w:t>
-      </w:r>
-      <w:r>
-        <w:t xml:space="preserve">: AJAX with </w:t>
-      </w:r>
-      <w:proofErr w:type="spellStart"/>
-      <w:r>
-        <w:t>Vuex</w:t>
-      </w:r>
-      <w:proofErr w:type="spellEnd"/>
+      <w:r>
+        <w:t>Lab 16: AJAX with Pinia</w:t>
+      </w:r>
     </w:p>
     <w:p>
       <w:pPr>
